--- a/admin/sample_ MCQ.docx
+++ b/admin/sample_ MCQ.docx
@@ -241,14 +241,7 @@
           <w:color w:val="000D0E"/>
           <w:spacing w:val="-4"/>
         </w:rPr>
-        <w:t xml:space="preserve"> </w:t>
-      </w:r>
-      <w:r>
-        <w:rPr>
-          <w:color w:val="000D0E"/>
-          <w:spacing w:val="-4"/>
-        </w:rPr>
-        <w:t xml:space="preserve">Which statement best describes a mutator (setter) method? </w:t>
+        <w:t xml:space="preserve"> Which statement best describes a mutator (setter) method? </w:t>
       </w:r>
     </w:p>
     <w:p>
@@ -686,107 +679,110 @@
     <w:p>
       <w:pPr>
         <w:pStyle w:val="BodyText"/>
-        <w:rPr>
-          <w:sz w:val="20"/>
-        </w:rPr>
-      </w:pPr>
-    </w:p>
-    <w:p>
-      <w:pPr>
-        <w:pStyle w:val="BodyText"/>
         <w:spacing w:before="4"/>
+        <w:rPr>
+          <w:color w:val="000D0E"/>
+          <w:spacing w:val="-10"/>
+        </w:rPr>
+      </w:pPr>
+      <w:r>
         <w:rPr>
           <w:b/>
           <w:bCs/>
           <w:sz w:val="20"/>
         </w:rPr>
-      </w:pPr>
+        <w:t>Question 2</w:t>
+      </w:r>
       <w:r>
         <w:rPr>
           <w:b/>
           <w:bCs/>
           <w:sz w:val="20"/>
         </w:rPr>
-        <w:t>Question 2</w:t>
-      </w:r>
-      <w:r>
+        <w:t xml:space="preserve">.   </w:t>
+      </w:r>
+      <w:r>
+        <w:rPr>
+          <w:color w:val="000D0E"/>
+        </w:rPr>
+        <w:t>What</w:t>
+      </w:r>
+      <w:r>
+        <w:rPr>
+          <w:color w:val="000D0E"/>
+          <w:spacing w:val="-10"/>
+        </w:rPr>
+        <w:t xml:space="preserve"> </w:t>
+      </w:r>
+      <w:r>
+        <w:rPr>
+          <w:color w:val="000D0E"/>
+        </w:rPr>
+        <w:t>is</w:t>
+      </w:r>
+      <w:r>
+        <w:rPr>
+          <w:color w:val="000D0E"/>
+          <w:spacing w:val="-10"/>
+        </w:rPr>
+        <w:t xml:space="preserve"> </w:t>
+      </w:r>
+      <w:r>
+        <w:rPr>
+          <w:color w:val="000D0E"/>
+        </w:rPr>
+        <w:t>the</w:t>
+      </w:r>
+      <w:r>
+        <w:rPr>
+          <w:color w:val="000D0E"/>
+          <w:spacing w:val="-10"/>
+        </w:rPr>
+        <w:t xml:space="preserve"> </w:t>
+      </w:r>
+      <w:r>
+        <w:rPr>
+          <w:color w:val="000D0E"/>
+        </w:rPr>
+        <w:t>effect</w:t>
+      </w:r>
+      <w:r>
+        <w:rPr>
+          <w:color w:val="000D0E"/>
+          <w:spacing w:val="-10"/>
+        </w:rPr>
+        <w:t xml:space="preserve"> </w:t>
+      </w:r>
+      <w:r>
+        <w:rPr>
+          <w:color w:val="000D0E"/>
+        </w:rPr>
+        <w:t>of</w:t>
+      </w:r>
+      <w:r>
+        <w:rPr>
+          <w:color w:val="000D0E"/>
+          <w:spacing w:val="-10"/>
+        </w:rPr>
+        <w:t xml:space="preserve"> </w:t>
+      </w:r>
+    </w:p>
+    <w:p>
+      <w:pPr>
+        <w:pStyle w:val="BodyText"/>
+        <w:spacing w:before="4"/>
+        <w:ind w:firstLine="720"/>
         <w:rPr>
           <w:b/>
           <w:bCs/>
           <w:sz w:val="20"/>
         </w:rPr>
-        <w:t xml:space="preserve">.   </w:t>
-      </w:r>
-      <w:r>
-        <w:rPr>
-          <w:color w:val="000D0E"/>
-        </w:rPr>
-        <w:t>What</w:t>
-      </w:r>
-      <w:r>
-        <w:rPr>
-          <w:color w:val="000D0E"/>
-          <w:spacing w:val="-10"/>
-        </w:rPr>
-        <w:t xml:space="preserve"> </w:t>
-      </w:r>
-      <w:r>
-        <w:rPr>
-          <w:color w:val="000D0E"/>
-        </w:rPr>
-        <w:t>is</w:t>
-      </w:r>
-      <w:r>
-        <w:rPr>
-          <w:color w:val="000D0E"/>
-          <w:spacing w:val="-10"/>
-        </w:rPr>
-        <w:t xml:space="preserve"> </w:t>
-      </w:r>
-      <w:r>
-        <w:rPr>
-          <w:color w:val="000D0E"/>
-        </w:rPr>
-        <w:t>the</w:t>
-      </w:r>
-      <w:r>
-        <w:rPr>
-          <w:color w:val="000D0E"/>
-          <w:spacing w:val="-10"/>
-        </w:rPr>
-        <w:t xml:space="preserve"> </w:t>
-      </w:r>
-      <w:r>
-        <w:rPr>
-          <w:color w:val="000D0E"/>
-        </w:rPr>
-        <w:t>effect</w:t>
-      </w:r>
-      <w:r>
-        <w:rPr>
-          <w:color w:val="000D0E"/>
-          <w:spacing w:val="-10"/>
-        </w:rPr>
-        <w:t xml:space="preserve"> </w:t>
-      </w:r>
-      <w:r>
-        <w:rPr>
-          <w:color w:val="000D0E"/>
-        </w:rPr>
-        <w:t>of</w:t>
-      </w:r>
-      <w:r>
-        <w:rPr>
-          <w:color w:val="000D0E"/>
-          <w:spacing w:val="-10"/>
-        </w:rPr>
-        <w:t xml:space="preserve"> </w:t>
-      </w:r>
+      </w:pPr>
       <w:proofErr w:type="spellStart"/>
       <w:r>
         <w:rPr>
           <w:rFonts w:ascii="Menlo"/>
-          <w:color w:val="DA1A73"/>
+          <w:color w:val="000000" w:themeColor="text1"/>
           <w:sz w:val="14"/>
         </w:rPr>
         <w:t>System.out.println</w:t>
@@ -795,7 +791,7 @@
       <w:r>
         <w:rPr>
           <w:rFonts w:ascii="Menlo"/>
-          <w:color w:val="DA1A73"/>
+          <w:color w:val="000000" w:themeColor="text1"/>
           <w:sz w:val="14"/>
         </w:rPr>
         <w:t>("#</w:t>
@@ -803,7 +799,7 @@
       <w:r>
         <w:rPr>
           <w:rFonts w:ascii="Menlo"/>
-          <w:color w:val="DA1A73"/>
+          <w:color w:val="000000" w:themeColor="text1"/>
           <w:spacing w:val="-4"/>
           <w:sz w:val="14"/>
         </w:rPr>
@@ -812,7 +808,7 @@
       <w:r>
         <w:rPr>
           <w:rFonts w:ascii="Menlo"/>
-          <w:color w:val="DA1A73"/>
+          <w:color w:val="000000" w:themeColor="text1"/>
           <w:sz w:val="14"/>
         </w:rPr>
         <w:t>"</w:t>
@@ -820,7 +816,7 @@
       <w:r>
         <w:rPr>
           <w:rFonts w:ascii="Menlo"/>
-          <w:color w:val="DA1A73"/>
+          <w:color w:val="000000" w:themeColor="text1"/>
           <w:spacing w:val="-4"/>
           <w:sz w:val="14"/>
         </w:rPr>
@@ -829,7 +825,7 @@
       <w:r>
         <w:rPr>
           <w:rFonts w:ascii="Menlo"/>
-          <w:color w:val="DA1A73"/>
+          <w:color w:val="000000" w:themeColor="text1"/>
           <w:sz w:val="14"/>
         </w:rPr>
         <w:t>+</w:t>
@@ -837,7 +833,7 @@
       <w:r>
         <w:rPr>
           <w:rFonts w:ascii="Menlo"/>
-          <w:color w:val="DA1A73"/>
+          <w:color w:val="000000" w:themeColor="text1"/>
           <w:spacing w:val="-4"/>
           <w:sz w:val="14"/>
         </w:rPr>
@@ -846,7 +842,7 @@
       <w:r>
         <w:rPr>
           <w:rFonts w:ascii="Menlo"/>
-          <w:color w:val="DA1A73"/>
+          <w:color w:val="000000" w:themeColor="text1"/>
           <w:sz w:val="14"/>
         </w:rPr>
         <w:t>price</w:t>
@@ -854,7 +850,7 @@
       <w:r>
         <w:rPr>
           <w:rFonts w:ascii="Menlo"/>
-          <w:color w:val="DA1A73"/>
+          <w:color w:val="000000" w:themeColor="text1"/>
           <w:spacing w:val="-4"/>
           <w:sz w:val="14"/>
         </w:rPr>
@@ -863,7 +859,7 @@
       <w:r>
         <w:rPr>
           <w:rFonts w:ascii="Menlo"/>
-          <w:color w:val="DA1A73"/>
+          <w:color w:val="000000" w:themeColor="text1"/>
           <w:sz w:val="14"/>
         </w:rPr>
         <w:t>+</w:t>
@@ -871,7 +867,7 @@
       <w:r>
         <w:rPr>
           <w:rFonts w:ascii="Menlo"/>
-          <w:color w:val="DA1A73"/>
+          <w:color w:val="000000" w:themeColor="text1"/>
           <w:spacing w:val="-4"/>
           <w:sz w:val="14"/>
         </w:rPr>
@@ -880,7 +876,7 @@
       <w:r>
         <w:rPr>
           <w:rFonts w:ascii="Menlo"/>
-          <w:color w:val="DA1A73"/>
+          <w:color w:val="000000" w:themeColor="text1"/>
           <w:sz w:val="14"/>
         </w:rPr>
         <w:t>"</w:t>
@@ -888,7 +884,7 @@
       <w:r>
         <w:rPr>
           <w:rFonts w:ascii="Menlo"/>
-          <w:color w:val="DA1A73"/>
+          <w:color w:val="000000" w:themeColor="text1"/>
           <w:spacing w:val="-4"/>
           <w:sz w:val="14"/>
         </w:rPr>
@@ -897,7 +893,7 @@
       <w:r>
         <w:rPr>
           <w:rFonts w:ascii="Menlo"/>
-          <w:color w:val="DA1A73"/>
+          <w:color w:val="000000" w:themeColor="text1"/>
           <w:sz w:val="14"/>
         </w:rPr>
         <w:t>cents."</w:t>
@@ -906,7 +902,7 @@
       <w:r>
         <w:rPr>
           <w:rFonts w:ascii="Menlo"/>
-          <w:color w:val="DA1A73"/>
+          <w:color w:val="000000" w:themeColor="text1"/>
           <w:sz w:val="14"/>
         </w:rPr>
         <w:t>);</w:t>
@@ -1630,6 +1626,13 @@
           <w:color w:val="000D0E"/>
           <w:spacing w:val="-4"/>
         </w:rPr>
+        <w:t xml:space="preserve"> Which</w:t>
+      </w:r>
+      <w:r>
+        <w:rPr>
+          <w:color w:val="000D0E"/>
+          <w:spacing w:val="-9"/>
+        </w:rPr>
         <w:t xml:space="preserve"> </w:t>
       </w:r>
       <w:r>
@@ -1637,7 +1640,21 @@
           <w:color w:val="000D0E"/>
           <w:spacing w:val="-4"/>
         </w:rPr>
-        <w:t>Which</w:t>
+        <w:t>list</w:t>
+      </w:r>
+      <w:r>
+        <w:rPr>
+          <w:color w:val="000D0E"/>
+          <w:spacing w:val="-8"/>
+        </w:rPr>
+        <w:t xml:space="preserve"> </w:t>
+      </w:r>
+      <w:r>
+        <w:rPr>
+          <w:color w:val="000D0E"/>
+          <w:spacing w:val="-4"/>
+        </w:rPr>
+        <w:t>correctly</w:t>
       </w:r>
       <w:r>
         <w:rPr>
@@ -1651,7 +1668,7 @@
           <w:color w:val="000D0E"/>
           <w:spacing w:val="-4"/>
         </w:rPr>
-        <w:t>list</w:t>
+        <w:t>names</w:t>
       </w:r>
       <w:r>
         <w:rPr>
@@ -1665,7 +1682,7 @@
           <w:color w:val="000D0E"/>
           <w:spacing w:val="-4"/>
         </w:rPr>
-        <w:t>correctly</w:t>
+        <w:t>the</w:t>
       </w:r>
       <w:r>
         <w:rPr>
@@ -1679,7 +1696,21 @@
           <w:color w:val="000D0E"/>
           <w:spacing w:val="-4"/>
         </w:rPr>
-        <w:t>names</w:t>
+        <w:t>three</w:t>
+      </w:r>
+      <w:r>
+        <w:rPr>
+          <w:color w:val="000D0E"/>
+          <w:spacing w:val="-9"/>
+        </w:rPr>
+        <w:t xml:space="preserve"> </w:t>
+      </w:r>
+      <w:r>
+        <w:rPr>
+          <w:color w:val="000D0E"/>
+          <w:spacing w:val="-4"/>
+        </w:rPr>
+        <w:t>kinds</w:t>
       </w:r>
       <w:r>
         <w:rPr>
@@ -1693,7 +1724,7 @@
           <w:color w:val="000D0E"/>
           <w:spacing w:val="-4"/>
         </w:rPr>
-        <w:t>the</w:t>
+        <w:t>of</w:t>
       </w:r>
       <w:r>
         <w:rPr>
@@ -1707,12 +1738,12 @@
           <w:color w:val="000D0E"/>
           <w:spacing w:val="-4"/>
         </w:rPr>
-        <w:t>three</w:t>
-      </w:r>
-      <w:r>
-        <w:rPr>
-          <w:color w:val="000D0E"/>
-          <w:spacing w:val="-9"/>
+        <w:t>variables</w:t>
+      </w:r>
+      <w:r>
+        <w:rPr>
+          <w:color w:val="000D0E"/>
+          <w:spacing w:val="-8"/>
         </w:rPr>
         <w:t xml:space="preserve"> </w:t>
       </w:r>
@@ -1721,63 +1752,7 @@
           <w:color w:val="000D0E"/>
           <w:spacing w:val="-4"/>
         </w:rPr>
-        <w:t>kinds</w:t>
-      </w:r>
-      <w:r>
-        <w:rPr>
-          <w:color w:val="000D0E"/>
-          <w:spacing w:val="-8"/>
-        </w:rPr>
-        <w:t xml:space="preserve"> </w:t>
-      </w:r>
-      <w:r>
-        <w:rPr>
-          <w:color w:val="000D0E"/>
-          <w:spacing w:val="-4"/>
-        </w:rPr>
-        <w:t>of</w:t>
-      </w:r>
-      <w:r>
-        <w:rPr>
-          <w:color w:val="000D0E"/>
-          <w:spacing w:val="-9"/>
-        </w:rPr>
-        <w:t xml:space="preserve"> </w:t>
-      </w:r>
-      <w:r>
-        <w:rPr>
-          <w:color w:val="000D0E"/>
-          <w:spacing w:val="-4"/>
-        </w:rPr>
-        <w:t>variables</w:t>
-      </w:r>
-      <w:r>
-        <w:rPr>
-          <w:color w:val="000D0E"/>
-          <w:spacing w:val="-8"/>
-        </w:rPr>
-        <w:t xml:space="preserve"> </w:t>
-      </w:r>
-      <w:r>
-        <w:rPr>
-          <w:color w:val="000D0E"/>
-          <w:spacing w:val="-4"/>
-        </w:rPr>
-        <w:t>discuss</w:t>
-      </w:r>
-      <w:r>
-        <w:rPr>
-          <w:color w:val="000D0E"/>
-          <w:spacing w:val="-4"/>
-        </w:rPr>
-        <w:t xml:space="preserve">ed in </w:t>
-      </w:r>
-      <w:r>
-        <w:rPr>
-          <w:color w:val="000D0E"/>
-          <w:spacing w:val="-4"/>
-        </w:rPr>
-        <w:t>class</w:t>
+        <w:t>discussed in class</w:t>
       </w:r>
       <w:r>
         <w:rPr>
@@ -2353,14 +2328,7 @@
           <w:color w:val="000D0E"/>
           <w:sz w:val="18"/>
         </w:rPr>
-        <w:t xml:space="preserve"> </w:t>
-      </w:r>
-      <w:r>
-        <w:rPr>
-          <w:color w:val="000D0E"/>
-          <w:sz w:val="18"/>
-        </w:rPr>
-        <w:t>What</w:t>
+        <w:t xml:space="preserve"> What</w:t>
       </w:r>
       <w:r>
         <w:rPr>
@@ -3047,14 +3015,7 @@
           <w:color w:val="000D0E"/>
           <w:spacing w:val="-4"/>
         </w:rPr>
-        <w:t xml:space="preserve"> </w:t>
-      </w:r>
-      <w:r>
-        <w:rPr>
-          <w:color w:val="000D0E"/>
-          <w:spacing w:val="-4"/>
-        </w:rPr>
-        <w:t>What</w:t>
+        <w:t xml:space="preserve"> What</w:t>
       </w:r>
       <w:r>
         <w:rPr>
@@ -3793,6 +3754,7 @@
       </w:pPr>
       <w:r>
         <w:rPr>
+          <w:noProof/>
           <w:sz w:val="18"/>
           <w:szCs w:val="18"/>
         </w:rPr>
@@ -3832,15 +3794,6 @@
           </wp:inline>
         </w:drawing>
       </w:r>
-    </w:p>
-    <w:p>
-      <w:pPr>
-        <w:pStyle w:val="BodyText"/>
-        <w:spacing w:before="11"/>
-        <w:rPr>
-          <w:sz w:val="16"/>
-        </w:rPr>
-      </w:pPr>
     </w:p>
     <w:p>
       <w:pPr>
@@ -4007,6 +3960,7 @@
       </w:pPr>
       <w:r>
         <w:rPr>
+          <w:noProof/>
           <w:color w:val="000D0E"/>
           <w:w w:val="90"/>
           <w:sz w:val="18"/>
@@ -4084,6 +4038,7 @@
       </w:pPr>
       <w:r>
         <w:rPr>
+          <w:noProof/>
           <w:color w:val="000D0E"/>
           <w:w w:val="90"/>
           <w:sz w:val="18"/>
@@ -4161,6 +4116,7 @@
       </w:pPr>
       <w:r>
         <w:rPr>
+          <w:noProof/>
           <w:color w:val="000D0E"/>
           <w:w w:val="90"/>
           <w:sz w:val="18"/>
@@ -4307,17 +4263,7 @@
           <w:sz w:val="18"/>
           <w:szCs w:val="18"/>
         </w:rPr>
-        <w:t>a</w:t>
-      </w:r>
-      <w:r>
-        <w:rPr>
-          <w:color w:val="000D0E"/>
-          <w:spacing w:val="-10"/>
-          <w:w w:val="85"/>
-          <w:sz w:val="18"/>
-          <w:szCs w:val="18"/>
-        </w:rPr>
-        <w:t xml:space="preserve">  _</w:t>
+        <w:t>a  _</w:t>
       </w:r>
       <w:proofErr w:type="gramEnd"/>
       <w:r>
@@ -4927,14 +4873,7 @@
           <w:color w:val="000D0E"/>
           <w:spacing w:val="-6"/>
         </w:rPr>
-        <w:t xml:space="preserve"> </w:t>
-      </w:r>
-      <w:r>
-        <w:rPr>
-          <w:color w:val="000D0E"/>
-          <w:spacing w:val="-6"/>
-        </w:rPr>
-        <w:t>The</w:t>
+        <w:t xml:space="preserve"> The</w:t>
       </w:r>
       <w:r>
         <w:rPr>
@@ -5547,14 +5486,6 @@
         </w:rPr>
         <w:t>method</w:t>
       </w:r>
-    </w:p>
-    <w:p>
-      <w:pPr>
-        <w:pStyle w:val="BodyText"/>
-        <w:rPr>
-          <w:sz w:val="20"/>
-        </w:rPr>
-      </w:pPr>
     </w:p>
     <w:p>
       <w:pPr>
@@ -5847,14 +5778,7 @@
           <w:color w:val="000D0E"/>
           <w:spacing w:val="-6"/>
         </w:rPr>
-        <w:t xml:space="preserve"> </w:t>
-      </w:r>
-      <w:r>
-        <w:rPr>
-          <w:color w:val="000D0E"/>
-          <w:spacing w:val="-6"/>
-        </w:rPr>
-        <w:t xml:space="preserve"> </w:t>
+        <w:t xml:space="preserve">  </w:t>
       </w:r>
     </w:p>
     <w:p>
@@ -6328,7 +6252,6 @@
     </w:p>
     <w:p>
       <w:pPr>
-        <w:pStyle w:val="ListParagraph"/>
         <w:rPr>
           <w:sz w:val="18"/>
         </w:rPr>
@@ -6340,13 +6263,6 @@
           <w:sz w:val="18"/>
         </w:rPr>
       </w:pPr>
-    </w:p>
-    <w:p>
-      <w:pPr>
-        <w:rPr>
-          <w:sz w:val="18"/>
-        </w:rPr>
-      </w:pPr>
       <w:r>
         <w:rPr>
           <w:b/>
@@ -6383,7 +6299,7 @@
       <w:r>
         <w:rPr>
           <w:rFonts w:ascii="Menlo"/>
-          <w:color w:val="DA1A73"/>
+          <w:color w:val="000000" w:themeColor="text1"/>
           <w:sz w:val="14"/>
         </w:rPr>
         <w:t>int</w:t>
@@ -6391,7 +6307,7 @@
       <w:r>
         <w:rPr>
           <w:rFonts w:ascii="Menlo"/>
-          <w:color w:val="DA1A73"/>
+          <w:color w:val="000000" w:themeColor="text1"/>
           <w:spacing w:val="-20"/>
           <w:sz w:val="14"/>
         </w:rPr>
@@ -6400,7 +6316,9 @@
       <w:r>
         <w:rPr>
           <w:rFonts w:ascii="Menlo"/>
-          <w:color w:val="DA1A73"/>
+          <w:b/>
+          <w:bCs/>
+          <w:color w:val="000000" w:themeColor="text1"/>
           <w:sz w:val="14"/>
         </w:rPr>
         <w:t>a</w:t>
@@ -6408,7 +6326,9 @@
       <w:r>
         <w:rPr>
           <w:rFonts w:ascii="Menlo"/>
-          <w:color w:val="DA1A73"/>
+          <w:b/>
+          <w:bCs/>
+          <w:color w:val="000000" w:themeColor="text1"/>
           <w:spacing w:val="-12"/>
           <w:sz w:val="14"/>
         </w:rPr>
@@ -6417,7 +6337,9 @@
       <w:r>
         <w:rPr>
           <w:rFonts w:ascii="Menlo"/>
-          <w:color w:val="DA1A73"/>
+          <w:b/>
+          <w:bCs/>
+          <w:color w:val="000000" w:themeColor="text1"/>
           <w:sz w:val="14"/>
         </w:rPr>
         <w:t>=</w:t>
@@ -6425,7 +6347,9 @@
       <w:r>
         <w:rPr>
           <w:rFonts w:ascii="Menlo"/>
-          <w:color w:val="DA1A73"/>
+          <w:b/>
+          <w:bCs/>
+          <w:color w:val="000000" w:themeColor="text1"/>
           <w:spacing w:val="-11"/>
           <w:sz w:val="14"/>
         </w:rPr>
@@ -6434,7 +6358,9 @@
       <w:r>
         <w:rPr>
           <w:rFonts w:ascii="Menlo"/>
-          <w:color w:val="DA1A73"/>
+          <w:b/>
+          <w:bCs/>
+          <w:color w:val="000000" w:themeColor="text1"/>
           <w:sz w:val="14"/>
         </w:rPr>
         <w:t>7,</w:t>
@@ -6442,7 +6368,9 @@
       <w:r>
         <w:rPr>
           <w:rFonts w:ascii="Menlo"/>
-          <w:color w:val="DA1A73"/>
+          <w:b/>
+          <w:bCs/>
+          <w:color w:val="000000" w:themeColor="text1"/>
           <w:spacing w:val="-11"/>
           <w:sz w:val="14"/>
         </w:rPr>
@@ -6451,7 +6379,9 @@
       <w:r>
         <w:rPr>
           <w:rFonts w:ascii="Menlo"/>
-          <w:color w:val="DA1A73"/>
+          <w:b/>
+          <w:bCs/>
+          <w:color w:val="000000" w:themeColor="text1"/>
           <w:sz w:val="14"/>
         </w:rPr>
         <w:t>b</w:t>
@@ -6459,7 +6389,9 @@
       <w:r>
         <w:rPr>
           <w:rFonts w:ascii="Menlo"/>
-          <w:color w:val="DA1A73"/>
+          <w:b/>
+          <w:bCs/>
+          <w:color w:val="000000" w:themeColor="text1"/>
           <w:spacing w:val="-11"/>
           <w:sz w:val="14"/>
         </w:rPr>
@@ -6468,7 +6400,9 @@
       <w:r>
         <w:rPr>
           <w:rFonts w:ascii="Menlo"/>
-          <w:color w:val="DA1A73"/>
+          <w:b/>
+          <w:bCs/>
+          <w:color w:val="000000" w:themeColor="text1"/>
           <w:sz w:val="14"/>
         </w:rPr>
         <w:t>=</w:t>
@@ -6476,7 +6410,9 @@
       <w:r>
         <w:rPr>
           <w:rFonts w:ascii="Menlo"/>
-          <w:color w:val="DA1A73"/>
+          <w:b/>
+          <w:bCs/>
+          <w:color w:val="000000" w:themeColor="text1"/>
           <w:spacing w:val="-11"/>
           <w:sz w:val="14"/>
         </w:rPr>
@@ -6485,7 +6421,9 @@
       <w:r>
         <w:rPr>
           <w:rFonts w:ascii="Menlo"/>
-          <w:color w:val="DA1A73"/>
+          <w:b/>
+          <w:bCs/>
+          <w:color w:val="000000" w:themeColor="text1"/>
           <w:sz w:val="14"/>
         </w:rPr>
         <w:t>2;</w:t>
@@ -6493,7 +6431,7 @@
       <w:r>
         <w:rPr>
           <w:rFonts w:ascii="Menlo"/>
-          <w:color w:val="DA1A73"/>
+          <w:color w:val="000000" w:themeColor="text1"/>
           <w:spacing w:val="-42"/>
           <w:sz w:val="14"/>
         </w:rPr>
@@ -6565,15 +6503,7 @@
           <w:spacing w:val="-5"/>
           <w:sz w:val="18"/>
         </w:rPr>
-        <w:t>of:</w:t>
-      </w:r>
-      <w:r>
-        <w:rPr>
-          <w:color w:val="000D0E"/>
-          <w:spacing w:val="-5"/>
-          <w:sz w:val="18"/>
-        </w:rPr>
-        <w:t xml:space="preserve">  </w:t>
+        <w:t xml:space="preserve">of:  </w:t>
       </w:r>
     </w:p>
     <w:p>
@@ -7129,6 +7059,13 @@
           <w:color w:val="000D0E"/>
           <w:spacing w:val="-4"/>
         </w:rPr>
+        <w:t xml:space="preserve"> What</w:t>
+      </w:r>
+      <w:r>
+        <w:rPr>
+          <w:color w:val="000D0E"/>
+          <w:spacing w:val="-9"/>
+        </w:rPr>
         <w:t xml:space="preserve"> </w:t>
       </w:r>
       <w:r>
@@ -7136,12 +7073,12 @@
           <w:color w:val="000D0E"/>
           <w:spacing w:val="-4"/>
         </w:rPr>
-        <w:t>What</w:t>
-      </w:r>
-      <w:r>
-        <w:rPr>
-          <w:color w:val="000D0E"/>
-          <w:spacing w:val="-9"/>
+        <w:t>is</w:t>
+      </w:r>
+      <w:r>
+        <w:rPr>
+          <w:color w:val="000D0E"/>
+          <w:spacing w:val="-8"/>
         </w:rPr>
         <w:t xml:space="preserve"> </w:t>
       </w:r>
@@ -7150,7 +7087,7 @@
           <w:color w:val="000D0E"/>
           <w:spacing w:val="-4"/>
         </w:rPr>
-        <w:t>is</w:t>
+        <w:t>the</w:t>
       </w:r>
       <w:r>
         <w:rPr>
@@ -7164,7 +7101,7 @@
           <w:color w:val="000D0E"/>
           <w:spacing w:val="-4"/>
         </w:rPr>
-        <w:t>the</w:t>
+        <w:t>final</w:t>
       </w:r>
       <w:r>
         <w:rPr>
@@ -7178,7 +7115,7 @@
           <w:color w:val="000D0E"/>
           <w:spacing w:val="-4"/>
         </w:rPr>
-        <w:t>final</w:t>
+        <w:t>value</w:t>
       </w:r>
       <w:r>
         <w:rPr>
@@ -7192,20 +7129,6 @@
           <w:color w:val="000D0E"/>
           <w:spacing w:val="-4"/>
         </w:rPr>
-        <w:t>value</w:t>
-      </w:r>
-      <w:r>
-        <w:rPr>
-          <w:color w:val="000D0E"/>
-          <w:spacing w:val="-8"/>
-        </w:rPr>
-        <w:t xml:space="preserve"> </w:t>
-      </w:r>
-      <w:r>
-        <w:rPr>
-          <w:color w:val="000D0E"/>
-          <w:spacing w:val="-4"/>
-        </w:rPr>
         <w:t>of</w:t>
       </w:r>
       <w:r>
@@ -7218,7 +7141,9 @@
       <w:r>
         <w:rPr>
           <w:rFonts w:ascii="Menlo"/>
-          <w:color w:val="DA1A73"/>
+          <w:b/>
+          <w:bCs/>
+          <w:color w:val="000000" w:themeColor="text1"/>
           <w:spacing w:val="-4"/>
           <w:sz w:val="14"/>
         </w:rPr>
@@ -7227,7 +7152,9 @@
       <w:r>
         <w:rPr>
           <w:rFonts w:ascii="Menlo"/>
-          <w:color w:val="DA1A73"/>
+          <w:b/>
+          <w:bCs/>
+          <w:color w:val="000000" w:themeColor="text1"/>
           <w:spacing w:val="-42"/>
           <w:sz w:val="14"/>
         </w:rPr>
@@ -7292,7 +7219,9 @@
       <w:r>
         <w:rPr>
           <w:rFonts w:ascii="Menlo"/>
-          <w:color w:val="DA1A73"/>
+          <w:b/>
+          <w:bCs/>
+          <w:color w:val="000000" w:themeColor="text1"/>
           <w:spacing w:val="-4"/>
           <w:sz w:val="14"/>
         </w:rPr>
@@ -7301,7 +7230,9 @@
       <w:r>
         <w:rPr>
           <w:rFonts w:ascii="Menlo"/>
-          <w:color w:val="DA1A73"/>
+          <w:b/>
+          <w:bCs/>
+          <w:color w:val="000000" w:themeColor="text1"/>
           <w:spacing w:val="-1"/>
           <w:sz w:val="14"/>
         </w:rPr>
@@ -7310,7 +7241,9 @@
       <w:r>
         <w:rPr>
           <w:rFonts w:ascii="Menlo"/>
-          <w:color w:val="DA1A73"/>
+          <w:b/>
+          <w:bCs/>
+          <w:color w:val="000000" w:themeColor="text1"/>
           <w:spacing w:val="-4"/>
           <w:sz w:val="14"/>
         </w:rPr>
@@ -7319,7 +7252,9 @@
       <w:r>
         <w:rPr>
           <w:rFonts w:ascii="Menlo"/>
-          <w:color w:val="DA1A73"/>
+          <w:b/>
+          <w:bCs/>
+          <w:color w:val="000000" w:themeColor="text1"/>
           <w:spacing w:val="-1"/>
           <w:sz w:val="14"/>
         </w:rPr>
@@ -7328,7 +7263,9 @@
       <w:r>
         <w:rPr>
           <w:rFonts w:ascii="Menlo"/>
-          <w:color w:val="DA1A73"/>
+          <w:b/>
+          <w:bCs/>
+          <w:color w:val="000000" w:themeColor="text1"/>
           <w:spacing w:val="-4"/>
           <w:sz w:val="14"/>
         </w:rPr>
@@ -7337,7 +7274,9 @@
       <w:r>
         <w:rPr>
           <w:rFonts w:ascii="Menlo"/>
-          <w:color w:val="DA1A73"/>
+          <w:b/>
+          <w:bCs/>
+          <w:color w:val="000000" w:themeColor="text1"/>
           <w:sz w:val="14"/>
         </w:rPr>
         <w:t xml:space="preserve"> </w:t>
@@ -7345,7 +7284,9 @@
       <w:r>
         <w:rPr>
           <w:rFonts w:ascii="Menlo"/>
-          <w:color w:val="DA1A73"/>
+          <w:b/>
+          <w:bCs/>
+          <w:color w:val="000000" w:themeColor="text1"/>
           <w:spacing w:val="-4"/>
           <w:sz w:val="14"/>
         </w:rPr>
@@ -9591,33 +9532,26 @@
           <w:color w:val="000D0E"/>
           <w:spacing w:val="-4"/>
         </w:rPr>
-        <w:t xml:space="preserve">  </w:t>
+        <w:t xml:space="preserve">  For</w:t>
+      </w:r>
+      <w:r>
+        <w:rPr>
+          <w:color w:val="000D0E"/>
+          <w:spacing w:val="-6"/>
+        </w:rPr>
+        <w:t xml:space="preserve"> </w:t>
       </w:r>
       <w:r>
         <w:rPr>
           <w:color w:val="000D0E"/>
           <w:spacing w:val="-4"/>
         </w:rPr>
-        <w:t>For</w:t>
-      </w:r>
-      <w:r>
-        <w:rPr>
-          <w:color w:val="000D0E"/>
-          <w:spacing w:val="-6"/>
-        </w:rPr>
-        <w:t xml:space="preserve"> </w:t>
-      </w:r>
-      <w:r>
-        <w:rPr>
-          <w:color w:val="000D0E"/>
-          <w:spacing w:val="-4"/>
-        </w:rPr>
         <w:t xml:space="preserve">input </w:t>
       </w:r>
       <w:r>
         <w:rPr>
           <w:rFonts w:ascii="Menlo"/>
-          <w:color w:val="DA1A73"/>
+          <w:color w:val="000000" w:themeColor="text1"/>
           <w:spacing w:val="-4"/>
           <w:sz w:val="14"/>
         </w:rPr>
@@ -10293,6 +10227,7 @@
           <w:sz w:val="20"/>
           <w:szCs w:val="20"/>
         </w:rPr>
+        <w:lastRenderedPageBreak/>
         <w:t>Question 14.</w:t>
       </w:r>
       <w:r>
@@ -10300,15 +10235,24 @@
           <w:color w:val="000D0E"/>
           <w:spacing w:val="-8"/>
         </w:rPr>
-        <w:t xml:space="preserve">    </w:t>
-      </w:r>
+        <w:t xml:space="preserve">    Which</w:t>
+      </w:r>
+      <w:r>
+        <w:rPr>
+          <w:color w:val="000D0E"/>
+          <w:spacing w:val="-2"/>
+        </w:rPr>
+        <w:t xml:space="preserve"> </w:t>
+      </w:r>
+      <w:proofErr w:type="gramStart"/>
       <w:r>
         <w:rPr>
           <w:color w:val="000D0E"/>
           <w:spacing w:val="-8"/>
         </w:rPr>
-        <w:t>Which</w:t>
-      </w:r>
+        <w:t>are</w:t>
+      </w:r>
+      <w:proofErr w:type="gramEnd"/>
       <w:r>
         <w:rPr>
           <w:color w:val="000D0E"/>
@@ -10316,15 +10260,13 @@
         </w:rPr>
         <w:t xml:space="preserve"> </w:t>
       </w:r>
-      <w:proofErr w:type="gramStart"/>
       <w:r>
         <w:rPr>
           <w:color w:val="000D0E"/>
           <w:spacing w:val="-8"/>
         </w:rPr>
-        <w:t>are</w:t>
-      </w:r>
-      <w:proofErr w:type="gramEnd"/>
+        <w:t>valid</w:t>
+      </w:r>
       <w:r>
         <w:rPr>
           <w:color w:val="000D0E"/>
@@ -10337,7 +10279,7 @@
           <w:color w:val="000D0E"/>
           <w:spacing w:val="-8"/>
         </w:rPr>
-        <w:t>valid</w:t>
+        <w:t>Java</w:t>
       </w:r>
       <w:r>
         <w:rPr>
@@ -10346,13 +10288,15 @@
         </w:rPr>
         <w:t xml:space="preserve"> </w:t>
       </w:r>
+      <w:proofErr w:type="spellStart"/>
       <w:r>
         <w:rPr>
           <w:color w:val="000D0E"/>
           <w:spacing w:val="-8"/>
         </w:rPr>
-        <w:t>Java</w:t>
-      </w:r>
+        <w:t>boolean</w:t>
+      </w:r>
+      <w:proofErr w:type="spellEnd"/>
       <w:r>
         <w:rPr>
           <w:color w:val="000D0E"/>
@@ -10360,47 +10304,12 @@
         </w:rPr>
         <w:t xml:space="preserve"> </w:t>
       </w:r>
-      <w:proofErr w:type="spellStart"/>
       <w:r>
         <w:rPr>
           <w:color w:val="000D0E"/>
           <w:spacing w:val="-8"/>
         </w:rPr>
-        <w:t>boolean</w:t>
-      </w:r>
-      <w:proofErr w:type="spellEnd"/>
-      <w:r>
-        <w:rPr>
-          <w:color w:val="000D0E"/>
-          <w:spacing w:val="-2"/>
-        </w:rPr>
-        <w:t xml:space="preserve"> </w:t>
-      </w:r>
-      <w:r>
-        <w:rPr>
-          <w:color w:val="000D0E"/>
-          <w:spacing w:val="-8"/>
-        </w:rPr>
         <w:t xml:space="preserve">literals? </w:t>
-      </w:r>
-      <w:r>
-        <w:rPr>
-          <w:color w:val="000D0E"/>
-        </w:rPr>
-        <w:t>Select</w:t>
-      </w:r>
-      <w:r>
-        <w:rPr>
-          <w:color w:val="000D0E"/>
-          <w:spacing w:val="-5"/>
-        </w:rPr>
-        <w:t xml:space="preserve"> </w:t>
-      </w:r>
-      <w:r>
-        <w:rPr>
-          <w:color w:val="000D0E"/>
-        </w:rPr>
-        <w:t>one:</w:t>
       </w:r>
     </w:p>
     <w:p>
@@ -11462,21 +11371,14 @@
           <w:color w:val="000D0E"/>
           <w:spacing w:val="-6"/>
         </w:rPr>
-        <w:t xml:space="preserve"> </w:t>
-      </w:r>
+        <w:t xml:space="preserve"> .</w:t>
+      </w:r>
+      <w:proofErr w:type="gramEnd"/>
       <w:r>
         <w:rPr>
           <w:color w:val="000D0E"/>
           <w:spacing w:val="-6"/>
         </w:rPr>
-        <w:t>.</w:t>
-      </w:r>
-      <w:proofErr w:type="gramEnd"/>
-      <w:r>
-        <w:rPr>
-          <w:color w:val="000D0E"/>
-          <w:spacing w:val="-6"/>
-        </w:rPr>
         <w:t xml:space="preserve"> </w:t>
       </w:r>
       <w:r>
@@ -11484,14 +11386,7 @@
           <w:color w:val="000D0E"/>
           <w:spacing w:val="-9"/>
         </w:rPr>
-        <w:t xml:space="preserve"> </w:t>
-      </w:r>
-      <w:r>
-        <w:rPr>
-          <w:color w:val="000D0E"/>
-          <w:spacing w:val="-9"/>
-        </w:rPr>
-        <w:t xml:space="preserve">  </w:t>
+        <w:t xml:space="preserve">   </w:t>
       </w:r>
       <w:r>
         <w:rPr>
@@ -12091,14 +11986,7 @@
           <w:color w:val="000D0E"/>
           <w:spacing w:val="-6"/>
         </w:rPr>
-        <w:t xml:space="preserve">  </w:t>
-      </w:r>
-      <w:r>
-        <w:rPr>
-          <w:color w:val="000D0E"/>
-          <w:spacing w:val="-6"/>
-        </w:rPr>
-        <w:t xml:space="preserve">Which of the following </w:t>
+        <w:t xml:space="preserve">  Which of the following </w:t>
       </w:r>
       <w:r>
         <w:rPr>
@@ -12977,19 +12865,26 @@
           <w:color w:val="000D0E"/>
           <w:spacing w:val="-6"/>
         </w:rPr>
-        <w:t xml:space="preserve">  </w:t>
+        <w:t xml:space="preserve">  In</w:t>
+      </w:r>
+      <w:r>
+        <w:rPr>
+          <w:color w:val="000D0E"/>
+          <w:spacing w:val="-9"/>
+        </w:rPr>
+        <w:t xml:space="preserve"> </w:t>
       </w:r>
       <w:r>
         <w:rPr>
           <w:color w:val="000D0E"/>
           <w:spacing w:val="-6"/>
         </w:rPr>
-        <w:t>In</w:t>
-      </w:r>
-      <w:r>
-        <w:rPr>
-          <w:color w:val="000D0E"/>
-          <w:spacing w:val="-9"/>
+        <w:t>a</w:t>
+      </w:r>
+      <w:r>
+        <w:rPr>
+          <w:color w:val="000D0E"/>
+          <w:spacing w:val="-7"/>
         </w:rPr>
         <w:t xml:space="preserve"> </w:t>
       </w:r>
@@ -12998,7 +12893,7 @@
           <w:color w:val="000D0E"/>
           <w:spacing w:val="-6"/>
         </w:rPr>
-        <w:t>a</w:t>
+        <w:t>Person</w:t>
       </w:r>
       <w:r>
         <w:rPr>
@@ -13012,7 +12907,7 @@
           <w:color w:val="000D0E"/>
           <w:spacing w:val="-6"/>
         </w:rPr>
-        <w:t>Person</w:t>
+        <w:t>array,</w:t>
       </w:r>
       <w:r>
         <w:rPr>
@@ -13026,7 +12921,7 @@
           <w:color w:val="000D0E"/>
           <w:spacing w:val="-6"/>
         </w:rPr>
-        <w:t>array,</w:t>
+        <w:t>what</w:t>
       </w:r>
       <w:r>
         <w:rPr>
@@ -13040,55 +12935,40 @@
           <w:color w:val="000D0E"/>
           <w:spacing w:val="-6"/>
         </w:rPr>
-        <w:t>what</w:t>
+        <w:t>does</w:t>
       </w:r>
       <w:r>
         <w:rPr>
           <w:color w:val="000D0E"/>
           <w:spacing w:val="-7"/>
         </w:rPr>
-        <w:t xml:space="preserve"> </w:t>
-      </w:r>
-      <w:r>
-        <w:rPr>
+        <w:t xml:space="preserve">           </w:t>
+      </w:r>
+      <w:proofErr w:type="gramStart"/>
+      <w:r>
+        <w:rPr>
+          <w:b/>
+          <w:bCs/>
           <w:color w:val="000D0E"/>
           <w:spacing w:val="-6"/>
         </w:rPr>
-        <w:t>does</w:t>
-      </w:r>
-      <w:r>
-        <w:rPr>
-          <w:color w:val="000D0E"/>
-          <w:spacing w:val="-7"/>
-        </w:rPr>
-        <w:t xml:space="preserve"> </w:t>
-      </w:r>
-      <w:r>
-        <w:rPr>
-          <w:color w:val="000D0E"/>
-          <w:spacing w:val="-7"/>
-        </w:rPr>
-        <w:t xml:space="preserve">          </w:t>
-      </w:r>
-      <w:proofErr w:type="gramStart"/>
-      <w:r>
-        <w:rPr>
+        <w:t>friends</w:t>
+      </w:r>
+      <w:proofErr w:type="gramEnd"/>
+      <w:r>
+        <w:rPr>
+          <w:b/>
+          <w:bCs/>
           <w:color w:val="000D0E"/>
           <w:spacing w:val="-6"/>
         </w:rPr>
-        <w:t>friends</w:t>
-      </w:r>
-      <w:proofErr w:type="gramEnd"/>
-      <w:r>
-        <w:rPr>
-          <w:color w:val="000D0E"/>
-          <w:spacing w:val="-6"/>
-        </w:rPr>
         <w:t>[</w:t>
       </w:r>
       <w:proofErr w:type="spellStart"/>
       <w:r>
         <w:rPr>
+          <w:b/>
+          <w:bCs/>
           <w:color w:val="000D0E"/>
           <w:spacing w:val="-6"/>
         </w:rPr>
@@ -13098,6 +12978,8 @@
       <w:proofErr w:type="gramStart"/>
       <w:r>
         <w:rPr>
+          <w:b/>
+          <w:bCs/>
           <w:color w:val="000D0E"/>
           <w:spacing w:val="-6"/>
         </w:rPr>
@@ -13106,27 +12988,38 @@
       <w:proofErr w:type="spellStart"/>
       <w:r>
         <w:rPr>
+          <w:b/>
+          <w:bCs/>
           <w:color w:val="000D0E"/>
           <w:spacing w:val="-6"/>
         </w:rPr>
         <w:t>printFirstName</w:t>
       </w:r>
       <w:proofErr w:type="spellEnd"/>
+      <w:r>
+        <w:rPr>
+          <w:b/>
+          <w:bCs/>
+          <w:color w:val="000D0E"/>
+          <w:spacing w:val="-6"/>
+        </w:rPr>
+        <w:t>()</w:t>
+      </w:r>
+      <w:r>
+        <w:rPr>
+          <w:color w:val="000D0E"/>
+          <w:spacing w:val="-7"/>
+        </w:rPr>
+        <w:t xml:space="preserve"> </w:t>
+      </w:r>
+      <w:r>
+        <w:rPr>
+          <w:color w:val="000D0E"/>
+          <w:spacing w:val="-6"/>
+        </w:rPr>
+        <w:t xml:space="preserve">  </w:t>
+      </w:r>
       <w:proofErr w:type="gramEnd"/>
-      <w:r>
-        <w:rPr>
-          <w:color w:val="000D0E"/>
-          <w:spacing w:val="-6"/>
-        </w:rPr>
-        <w:t>()</w:t>
-      </w:r>
-      <w:r>
-        <w:rPr>
-          <w:color w:val="000D0E"/>
-          <w:spacing w:val="-7"/>
-        </w:rPr>
-        <w:t xml:space="preserve"> </w:t>
-      </w:r>
       <w:r>
         <w:rPr>
           <w:color w:val="000D0E"/>
@@ -13505,7 +13398,43 @@
           <w:spacing w:val="-6"/>
           <w:sz w:val="18"/>
         </w:rPr>
-        <w:t xml:space="preserve">the printFirstName90 </w:t>
+        <w:t xml:space="preserve">the </w:t>
+      </w:r>
+      <w:proofErr w:type="spellStart"/>
+      <w:proofErr w:type="gramStart"/>
+      <w:r>
+        <w:rPr>
+          <w:color w:val="000D0E"/>
+          <w:spacing w:val="-6"/>
+          <w:sz w:val="18"/>
+        </w:rPr>
+        <w:t>printFirstName</w:t>
+      </w:r>
+      <w:proofErr w:type="spellEnd"/>
+      <w:r>
+        <w:rPr>
+          <w:color w:val="000D0E"/>
+          <w:spacing w:val="-6"/>
+          <w:sz w:val="18"/>
+        </w:rPr>
+        <w:t>(</w:t>
+      </w:r>
+      <w:proofErr w:type="gramEnd"/>
+      <w:r>
+        <w:rPr>
+          <w:color w:val="000D0E"/>
+          <w:spacing w:val="-6"/>
+          <w:sz w:val="18"/>
+        </w:rPr>
+        <w:t>)</w:t>
+      </w:r>
+      <w:r>
+        <w:rPr>
+          <w:color w:val="000D0E"/>
+          <w:spacing w:val="-6"/>
+          <w:sz w:val="18"/>
+        </w:rPr>
+        <w:t xml:space="preserve"> </w:t>
       </w:r>
       <w:r>
         <w:rPr>
@@ -15271,8 +15200,6 @@
       <w:headerReference w:type="default" r:id="rId45"/>
       <w:footerReference w:type="even" r:id="rId46"/>
       <w:footerReference w:type="default" r:id="rId47"/>
-      <w:headerReference w:type="first" r:id="rId48"/>
-      <w:footerReference w:type="first" r:id="rId49"/>
       <w:pgSz w:w="11900" w:h="16840"/>
       <w:pgMar w:top="540" w:right="566" w:bottom="440" w:left="566" w:header="57" w:footer="397" w:gutter="0"/>
       <w:cols w:space="720"/>
@@ -15441,16 +15368,6 @@
 </w:ftr>
 </file>
 
-<file path=word/footer3.xml><?xml version="1.0" encoding="utf-8"?>
-<w:ftr xmlns:wpc="http://schemas.microsoft.com/office/word/2010/wordprocessingCanvas" xmlns:cx="http://schemas.microsoft.com/office/drawing/2014/chartex" xmlns:cx1="http://schemas.microsoft.com/office/drawing/2015/9/8/chartex" xmlns:cx2="http://schemas.microsoft.com/office/drawing/2015/10/21/chartex" xmlns:cx3="http://schemas.microsoft.com/office/drawing/2016/5/9/chartex" xmlns:cx4="http://schemas.microsoft.com/office/drawing/2016/5/10/chartex" xmlns:cx5="http://schemas.microsoft.com/office/drawing/2016/5/11/chartex" xmlns:cx6="http://schemas.microsoft.com/office/drawing/2016/5/12/chartex" xmlns:cx7="http://schemas.microsoft.com/office/drawing/2016/5/13/chartex" xmlns:cx8="http://schemas.microsoft.com/office/drawing/2016/5/14/chartex" xmlns:mc="http://schemas.openxmlformats.org/markup-compatibility/2006" xmlns:aink="http://schemas.microsoft.com/office/drawing/2016/ink" xmlns:am3d="http://schemas.microsoft.com/office/drawing/2017/model3d" xmlns:o="urn:schemas-microsoft-com:office:office" xmlns:oel="http://schemas.microsoft.com/office/2019/extlst" xmlns:r="http://schemas.openxmlformats.org/officeDocument/2006/relationships" xmlns:m="http://schemas.openxmlformats.org/officeDocument/2006/math" xmlns:v="urn:schemas-microsoft-com:vml" xmlns:wp14="http://schemas.microsoft.com/office/word/2010/wordprocessingDrawing" xmlns:wp="http://schemas.openxmlformats.org/drawingml/2006/wordprocessingDrawing" xmlns:w10="urn:schemas-microsoft-com:office:word" xmlns:w="http://schemas.openxmlformats.org/wordprocessingml/2006/main" xmlns:w14="http://schemas.microsoft.com/office/word/2010/wordml" xmlns:w15="http://schemas.microsoft.com/office/word/2012/wordml" xmlns:w16cex="http://schemas.microsoft.com/office/word/2018/wordml/cex" xmlns:w16cid="http://schemas.microsoft.com/office/word/2016/wordml/cid" xmlns:w16="http://schemas.microsoft.com/office/word/2018/wordml" xmlns:w16du="http://schemas.microsoft.com/office/word/2023/wordml/word16du" xmlns:w16sdtdh="http://schemas.microsoft.com/office/word/2020/wordml/sdtdatahash" xmlns:w16sdtfl="http://schemas.microsoft.com/office/word/2024/wordml/sdtformatlock" xmlns:w16se="http://schemas.microsoft.com/office/word/2015/wordml/symex" xmlns:wpg="http://schemas.microsoft.com/office/word/2010/wordprocessingGroup" xmlns:wpi="http://schemas.microsoft.com/office/word/2010/wordprocessingInk" xmlns:wne="http://schemas.microsoft.com/office/word/2006/wordml" xmlns:wps="http://schemas.microsoft.com/office/word/2010/wordprocessingShape" mc:Ignorable="w14 w15 w16se w16cid w16 w16cex w16sdtdh w16sdtfl w16du wp14">
-  <w:p>
-    <w:pPr>
-      <w:pStyle w:val="Footer"/>
-    </w:pPr>
-  </w:p>
-</w:ftr>
-</file>
-
 <file path=word/footnotes.xml><?xml version="1.0" encoding="utf-8"?>
 <w:footnotes xmlns:wpc="http://schemas.microsoft.com/office/word/2010/wordprocessingCanvas" xmlns:cx="http://schemas.microsoft.com/office/drawing/2014/chartex" xmlns:cx1="http://schemas.microsoft.com/office/drawing/2015/9/8/chartex" xmlns:cx2="http://schemas.microsoft.com/office/drawing/2015/10/21/chartex" xmlns:cx3="http://schemas.microsoft.com/office/drawing/2016/5/9/chartex" xmlns:cx4="http://schemas.microsoft.com/office/drawing/2016/5/10/chartex" xmlns:cx5="http://schemas.microsoft.com/office/drawing/2016/5/11/chartex" xmlns:cx6="http://schemas.microsoft.com/office/drawing/2016/5/12/chartex" xmlns:cx7="http://schemas.microsoft.com/office/drawing/2016/5/13/chartex" xmlns:cx8="http://schemas.microsoft.com/office/drawing/2016/5/14/chartex" xmlns:mc="http://schemas.openxmlformats.org/markup-compatibility/2006" xmlns:aink="http://schemas.microsoft.com/office/drawing/2016/ink" xmlns:am3d="http://schemas.microsoft.com/office/drawing/2017/model3d" xmlns:o="urn:schemas-microsoft-com:office:office" xmlns:oel="http://schemas.microsoft.com/office/2019/extlst" xmlns:r="http://schemas.openxmlformats.org/officeDocument/2006/relationships" xmlns:m="http://schemas.openxmlformats.org/officeDocument/2006/math" xmlns:v="urn:schemas-microsoft-com:vml" xmlns:wp14="http://schemas.microsoft.com/office/word/2010/wordprocessingDrawing" xmlns:wp="http://schemas.openxmlformats.org/drawingml/2006/wordprocessingDrawing" xmlns:w10="urn:schemas-microsoft-com:office:word" xmlns:w="http://schemas.openxmlformats.org/wordprocessingml/2006/main" xmlns:w14="http://schemas.microsoft.com/office/word/2010/wordml" xmlns:w15="http://schemas.microsoft.com/office/word/2012/wordml" xmlns:w16cex="http://schemas.microsoft.com/office/word/2018/wordml/cex" xmlns:w16cid="http://schemas.microsoft.com/office/word/2016/wordml/cid" xmlns:w16="http://schemas.microsoft.com/office/word/2018/wordml" xmlns:w16du="http://schemas.microsoft.com/office/word/2023/wordml/word16du" xmlns:w16sdtdh="http://schemas.microsoft.com/office/word/2020/wordml/sdtdatahash" xmlns:w16sdtfl="http://schemas.microsoft.com/office/word/2024/wordml/sdtformatlock" xmlns:w16se="http://schemas.microsoft.com/office/word/2015/wordml/symex" xmlns:wpg="http://schemas.microsoft.com/office/word/2010/wordprocessingGroup" xmlns:wpi="http://schemas.microsoft.com/office/word/2010/wordprocessingInk" xmlns:wne="http://schemas.microsoft.com/office/word/2006/wordml" xmlns:wps="http://schemas.microsoft.com/office/word/2010/wordprocessingShape" mc:Ignorable="w14 w15 w16se w16cid w16 w16cex w16sdtdh w16sdtfl w16du wp14">
   <w:footnote w:type="separator" w:id="-1">
@@ -15472,9 +15389,57 @@
 
 <file path=word/header1.xml><?xml version="1.0" encoding="utf-8"?>
 <w:hdr xmlns:wpc="http://schemas.microsoft.com/office/word/2010/wordprocessingCanvas" xmlns:cx="http://schemas.microsoft.com/office/drawing/2014/chartex" xmlns:cx1="http://schemas.microsoft.com/office/drawing/2015/9/8/chartex" xmlns:cx2="http://schemas.microsoft.com/office/drawing/2015/10/21/chartex" xmlns:cx3="http://schemas.microsoft.com/office/drawing/2016/5/9/chartex" xmlns:cx4="http://schemas.microsoft.com/office/drawing/2016/5/10/chartex" xmlns:cx5="http://schemas.microsoft.com/office/drawing/2016/5/11/chartex" xmlns:cx6="http://schemas.microsoft.com/office/drawing/2016/5/12/chartex" xmlns:cx7="http://schemas.microsoft.com/office/drawing/2016/5/13/chartex" xmlns:cx8="http://schemas.microsoft.com/office/drawing/2016/5/14/chartex" xmlns:mc="http://schemas.openxmlformats.org/markup-compatibility/2006" xmlns:aink="http://schemas.microsoft.com/office/drawing/2016/ink" xmlns:am3d="http://schemas.microsoft.com/office/drawing/2017/model3d" xmlns:o="urn:schemas-microsoft-com:office:office" xmlns:oel="http://schemas.microsoft.com/office/2019/extlst" xmlns:r="http://schemas.openxmlformats.org/officeDocument/2006/relationships" xmlns:m="http://schemas.openxmlformats.org/officeDocument/2006/math" xmlns:v="urn:schemas-microsoft-com:vml" xmlns:wp14="http://schemas.microsoft.com/office/word/2010/wordprocessingDrawing" xmlns:wp="http://schemas.openxmlformats.org/drawingml/2006/wordprocessingDrawing" xmlns:w10="urn:schemas-microsoft-com:office:word" xmlns:w="http://schemas.openxmlformats.org/wordprocessingml/2006/main" xmlns:w14="http://schemas.microsoft.com/office/word/2010/wordml" xmlns:w15="http://schemas.microsoft.com/office/word/2012/wordml" xmlns:w16cex="http://schemas.microsoft.com/office/word/2018/wordml/cex" xmlns:w16cid="http://schemas.microsoft.com/office/word/2016/wordml/cid" xmlns:w16="http://schemas.microsoft.com/office/word/2018/wordml" xmlns:w16du="http://schemas.microsoft.com/office/word/2023/wordml/word16du" xmlns:w16sdtdh="http://schemas.microsoft.com/office/word/2020/wordml/sdtdatahash" xmlns:w16sdtfl="http://schemas.microsoft.com/office/word/2024/wordml/sdtformatlock" xmlns:w16se="http://schemas.microsoft.com/office/word/2015/wordml/symex" xmlns:wpg="http://schemas.microsoft.com/office/word/2010/wordprocessingGroup" xmlns:wpi="http://schemas.microsoft.com/office/word/2010/wordprocessingInk" xmlns:wne="http://schemas.microsoft.com/office/word/2006/wordml" xmlns:wps="http://schemas.microsoft.com/office/word/2010/wordprocessingShape" mc:Ignorable="w14 w15 w16se w16cid w16 w16cex w16sdtdh w16sdtfl w16du wp14">
+  <w:sdt>
+    <w:sdtPr>
+      <w:rPr>
+        <w:rStyle w:val="PageNumber"/>
+      </w:rPr>
+      <w:id w:val="-384113409"/>
+      <w:docPartObj>
+        <w:docPartGallery w:val="Page Numbers (Top of Page)"/>
+        <w:docPartUnique/>
+      </w:docPartObj>
+    </w:sdtPr>
+    <w:sdtContent>
+      <w:p>
+        <w:pPr>
+          <w:pStyle w:val="Header"/>
+          <w:framePr w:wrap="none" w:vAnchor="text" w:hAnchor="margin" w:xAlign="right" w:y="1"/>
+          <w:rPr>
+            <w:rStyle w:val="PageNumber"/>
+          </w:rPr>
+        </w:pPr>
+        <w:r>
+          <w:rPr>
+            <w:rStyle w:val="PageNumber"/>
+          </w:rPr>
+          <w:fldChar w:fldCharType="begin"/>
+        </w:r>
+        <w:r>
+          <w:rPr>
+            <w:rStyle w:val="PageNumber"/>
+          </w:rPr>
+          <w:instrText xml:space="preserve"> PAGE </w:instrText>
+        </w:r>
+        <w:r>
+          <w:rPr>
+            <w:rStyle w:val="PageNumber"/>
+          </w:rPr>
+          <w:fldChar w:fldCharType="separate"/>
+        </w:r>
+        <w:r>
+          <w:rPr>
+            <w:rStyle w:val="PageNumber"/>
+          </w:rPr>
+          <w:fldChar w:fldCharType="end"/>
+        </w:r>
+      </w:p>
+    </w:sdtContent>
+  </w:sdt>
   <w:p>
     <w:pPr>
       <w:pStyle w:val="Header"/>
+      <w:ind w:right="360"/>
     </w:pPr>
   </w:p>
 </w:hdr>
@@ -15482,192 +15447,67 @@
 
 <file path=word/header2.xml><?xml version="1.0" encoding="utf-8"?>
 <w:hdr xmlns:wpc="http://schemas.microsoft.com/office/word/2010/wordprocessingCanvas" xmlns:cx="http://schemas.microsoft.com/office/drawing/2014/chartex" xmlns:cx1="http://schemas.microsoft.com/office/drawing/2015/9/8/chartex" xmlns:cx2="http://schemas.microsoft.com/office/drawing/2015/10/21/chartex" xmlns:cx3="http://schemas.microsoft.com/office/drawing/2016/5/9/chartex" xmlns:cx4="http://schemas.microsoft.com/office/drawing/2016/5/10/chartex" xmlns:cx5="http://schemas.microsoft.com/office/drawing/2016/5/11/chartex" xmlns:cx6="http://schemas.microsoft.com/office/drawing/2016/5/12/chartex" xmlns:cx7="http://schemas.microsoft.com/office/drawing/2016/5/13/chartex" xmlns:cx8="http://schemas.microsoft.com/office/drawing/2016/5/14/chartex" xmlns:mc="http://schemas.openxmlformats.org/markup-compatibility/2006" xmlns:aink="http://schemas.microsoft.com/office/drawing/2016/ink" xmlns:am3d="http://schemas.microsoft.com/office/drawing/2017/model3d" xmlns:o="urn:schemas-microsoft-com:office:office" xmlns:oel="http://schemas.microsoft.com/office/2019/extlst" xmlns:r="http://schemas.openxmlformats.org/officeDocument/2006/relationships" xmlns:m="http://schemas.openxmlformats.org/officeDocument/2006/math" xmlns:v="urn:schemas-microsoft-com:vml" xmlns:wp14="http://schemas.microsoft.com/office/word/2010/wordprocessingDrawing" xmlns:wp="http://schemas.openxmlformats.org/drawingml/2006/wordprocessingDrawing" xmlns:w10="urn:schemas-microsoft-com:office:word" xmlns:w="http://schemas.openxmlformats.org/wordprocessingml/2006/main" xmlns:w14="http://schemas.microsoft.com/office/word/2010/wordml" xmlns:w15="http://schemas.microsoft.com/office/word/2012/wordml" xmlns:w16cex="http://schemas.microsoft.com/office/word/2018/wordml/cex" xmlns:w16cid="http://schemas.microsoft.com/office/word/2016/wordml/cid" xmlns:w16="http://schemas.microsoft.com/office/word/2018/wordml" xmlns:w16du="http://schemas.microsoft.com/office/word/2023/wordml/word16du" xmlns:w16sdtdh="http://schemas.microsoft.com/office/word/2020/wordml/sdtdatahash" xmlns:w16sdtfl="http://schemas.microsoft.com/office/word/2024/wordml/sdtformatlock" xmlns:w16se="http://schemas.microsoft.com/office/word/2015/wordml/symex" xmlns:wpg="http://schemas.microsoft.com/office/word/2010/wordprocessingGroup" xmlns:wpi="http://schemas.microsoft.com/office/word/2010/wordprocessingInk" xmlns:wne="http://schemas.microsoft.com/office/word/2006/wordml" xmlns:wps="http://schemas.microsoft.com/office/word/2010/wordprocessingShape" mc:Ignorable="w14 w15 w16se w16cid w16 w16cex w16sdtdh w16sdtfl w16du wp14">
+  <w:sdt>
+    <w:sdtPr>
+      <w:rPr>
+        <w:rStyle w:val="PageNumber"/>
+      </w:rPr>
+      <w:id w:val="-316190984"/>
+      <w:docPartObj>
+        <w:docPartGallery w:val="Page Numbers (Top of Page)"/>
+        <w:docPartUnique/>
+      </w:docPartObj>
+    </w:sdtPr>
+    <w:sdtContent>
+      <w:p>
+        <w:pPr>
+          <w:pStyle w:val="Header"/>
+          <w:framePr w:wrap="none" w:vAnchor="text" w:hAnchor="margin" w:xAlign="right" w:y="1"/>
+          <w:rPr>
+            <w:rStyle w:val="PageNumber"/>
+          </w:rPr>
+        </w:pPr>
+        <w:r>
+          <w:rPr>
+            <w:rStyle w:val="PageNumber"/>
+          </w:rPr>
+          <w:fldChar w:fldCharType="begin"/>
+        </w:r>
+        <w:r>
+          <w:rPr>
+            <w:rStyle w:val="PageNumber"/>
+          </w:rPr>
+          <w:instrText xml:space="preserve"> PAGE </w:instrText>
+        </w:r>
+        <w:r>
+          <w:rPr>
+            <w:rStyle w:val="PageNumber"/>
+          </w:rPr>
+          <w:fldChar w:fldCharType="separate"/>
+        </w:r>
+        <w:r>
+          <w:rPr>
+            <w:rStyle w:val="PageNumber"/>
+            <w:noProof/>
+          </w:rPr>
+          <w:t>2</w:t>
+        </w:r>
+        <w:r>
+          <w:rPr>
+            <w:rStyle w:val="PageNumber"/>
+          </w:rPr>
+          <w:fldChar w:fldCharType="end"/>
+        </w:r>
+      </w:p>
+    </w:sdtContent>
+  </w:sdt>
   <w:p>
     <w:pPr>
       <w:pStyle w:val="Header"/>
+      <w:ind w:right="360"/>
     </w:pPr>
     <w:r>
-      <w:rPr>
-        <w:noProof/>
-      </w:rPr>
-      <mc:AlternateContent>
-        <mc:Choice Requires="wps">
-          <w:drawing>
-            <wp:anchor distT="0" distB="0" distL="114300" distR="114300" simplePos="0" relativeHeight="251615744" behindDoc="0" locked="0" layoutInCell="1" allowOverlap="1" wp14:anchorId="6CE87046" wp14:editId="2C281894">
-              <wp:simplePos x="0" y="0"/>
-              <wp:positionH relativeFrom="page">
-                <wp:align>center</wp:align>
-              </wp:positionH>
-              <mc:AlternateContent>
-                <mc:Choice Requires="wp14">
-                  <wp:positionV relativeFrom="page">
-                    <wp14:pctPosVOffset>3000</wp14:pctPosVOffset>
-                  </wp:positionV>
-                </mc:Choice>
-                <mc:Fallback>
-                  <wp:positionV relativeFrom="page">
-                    <wp:posOffset>320675</wp:posOffset>
-                  </wp:positionV>
-                </mc:Fallback>
-              </mc:AlternateContent>
-              <wp:extent cx="914400" cy="283464"/>
-              <wp:effectExtent l="0" t="0" r="1270" b="2540"/>
-              <wp:wrapNone/>
-              <wp:docPr id="47" name="Rectangle 25" title="Document Title"/>
-              <wp:cNvGraphicFramePr/>
-              <a:graphic xmlns:a="http://schemas.openxmlformats.org/drawingml/2006/main">
-                <a:graphicData uri="http://schemas.microsoft.com/office/word/2010/wordprocessingShape">
-                  <wps:wsp>
-                    <wps:cNvSpPr/>
-                    <wps:spPr>
-                      <a:xfrm>
-                        <a:off x="0" y="0"/>
-                        <a:ext cx="914400" cy="283464"/>
-                      </a:xfrm>
-                      <a:prstGeom prst="rect">
-                        <a:avLst/>
-                      </a:prstGeom>
-                      <a:solidFill>
-                        <a:schemeClr val="tx2"/>
-                      </a:solidFill>
-                      <a:ln>
-                        <a:noFill/>
-                      </a:ln>
-                    </wps:spPr>
-                    <wps:style>
-                      <a:lnRef idx="2">
-                        <a:schemeClr val="accent1">
-                          <a:shade val="50000"/>
-                        </a:schemeClr>
-                      </a:lnRef>
-                      <a:fillRef idx="1">
-                        <a:schemeClr val="accent1"/>
-                      </a:fillRef>
-                      <a:effectRef idx="0">
-                        <a:schemeClr val="accent1"/>
-                      </a:effectRef>
-                      <a:fontRef idx="minor">
-                        <a:schemeClr val="lt1"/>
-                      </a:fontRef>
-                    </wps:style>
-                    <wps:txbx>
-                      <w:txbxContent>
-                        <w:sdt>
-                          <w:sdtPr>
-                            <w:rPr>
-                              <w:b/>
-                              <w:caps/>
-                              <w:spacing w:val="20"/>
-                              <w:sz w:val="28"/>
-                              <w:szCs w:val="28"/>
-                            </w:rPr>
-                            <w:alias w:val="Title"/>
-                            <w:tag w:val=""/>
-                            <w:id w:val="-155760336"/>
-                            <w:dataBinding w:prefixMappings="xmlns:ns0='http://purl.org/dc/elements/1.1/' xmlns:ns1='http://schemas.openxmlformats.org/package/2006/metadata/core-properties' " w:xpath="/ns1:coreProperties[1]/ns0:title[1]" w:storeItemID="{6C3C8BC8-F283-45AE-878A-BAB7291924A1}"/>
-                            <w15:appearance w15:val="hidden"/>
-                            <w:text/>
-                          </w:sdtPr>
-                          <w:sdtContent>
-                            <w:p>
-                              <w:pPr>
-                                <w:pStyle w:val="NoSpacing"/>
-                                <w:jc w:val="center"/>
-                                <w:rPr>
-                                  <w:b/>
-                                  <w:caps/>
-                                  <w:spacing w:val="20"/>
-                                  <w:sz w:val="28"/>
-                                  <w:szCs w:val="28"/>
-                                </w:rPr>
-                              </w:pPr>
-                              <w:r>
-                                <w:rPr>
-                                  <w:b/>
-                                  <w:caps/>
-                                  <w:spacing w:val="20"/>
-                                  <w:sz w:val="28"/>
-                                  <w:szCs w:val="28"/>
-                                </w:rPr>
-                                <w:t xml:space="preserve">SECTION A - MCQ </w:t>
-                              </w:r>
-                            </w:p>
-                          </w:sdtContent>
-                        </w:sdt>
-                      </w:txbxContent>
-                    </wps:txbx>
-                    <wps:bodyPr rot="0" spcFirstLastPara="0" vertOverflow="overflow" horzOverflow="overflow" vert="horz" wrap="square" lIns="91440" tIns="0" rIns="91440" bIns="0" numCol="1" spcCol="0" rtlCol="0" fromWordArt="0" anchor="ctr" anchorCtr="0" forceAA="0" compatLnSpc="1">
-                      <a:prstTxWarp prst="textNoShape">
-                        <a:avLst/>
-                      </a:prstTxWarp>
-                      <a:noAutofit/>
-                    </wps:bodyPr>
-                  </wps:wsp>
-                </a:graphicData>
-              </a:graphic>
-              <wp14:sizeRelH relativeFrom="page">
-                <wp14:pctWidth>94100</wp14:pctWidth>
-              </wp14:sizeRelH>
-              <wp14:sizeRelV relativeFrom="margin">
-                <wp14:pctHeight>0</wp14:pctHeight>
-              </wp14:sizeRelV>
-            </wp:anchor>
-          </w:drawing>
-        </mc:Choice>
-        <mc:Fallback>
-          <w:pict>
-            <v:rect w14:anchorId="6CE87046" id="Rectangle 25" o:spid="_x0000_s1031" alt="Title: Document Title" style="position:absolute;margin-left:0;margin-top:0;width:1in;height:22.3pt;z-index:251615744;visibility:visible;mso-wrap-style:square;mso-width-percent:941;mso-height-percent:0;mso-top-percent:30;mso-wrap-distance-left:9pt;mso-wrap-distance-top:0;mso-wrap-distance-right:9pt;mso-wrap-distance-bottom:0;mso-position-horizontal:center;mso-position-horizontal-relative:page;mso-position-vertical-relative:page;mso-width-percent:941;mso-height-percent:0;mso-top-percent:30;mso-width-relative:page;mso-height-relative:margin;v-text-anchor:middle" o:gfxdata="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" fillcolor="#1f497d [3215]" stroked="f" strokeweight="2pt">
-              <v:textbox inset=",0,,0">
-                <w:txbxContent>
-                  <w:sdt>
-                    <w:sdtPr>
-                      <w:rPr>
-                        <w:b/>
-                        <w:caps/>
-                        <w:spacing w:val="20"/>
-                        <w:sz w:val="28"/>
-                        <w:szCs w:val="28"/>
-                      </w:rPr>
-                      <w:alias w:val="Title"/>
-                      <w:tag w:val=""/>
-                      <w:id w:val="-155760336"/>
-                      <w:dataBinding w:prefixMappings="xmlns:ns0='http://purl.org/dc/elements/1.1/' xmlns:ns1='http://schemas.openxmlformats.org/package/2006/metadata/core-properties' " w:xpath="/ns1:coreProperties[1]/ns0:title[1]" w:storeItemID="{6C3C8BC8-F283-45AE-878A-BAB7291924A1}"/>
-                      <w15:appearance w15:val="hidden"/>
-                      <w:text/>
-                    </w:sdtPr>
-                    <w:sdtContent>
-                      <w:p>
-                        <w:pPr>
-                          <w:pStyle w:val="NoSpacing"/>
-                          <w:jc w:val="center"/>
-                          <w:rPr>
-                            <w:b/>
-                            <w:caps/>
-                            <w:spacing w:val="20"/>
-                            <w:sz w:val="28"/>
-                            <w:szCs w:val="28"/>
-                          </w:rPr>
-                        </w:pPr>
-                        <w:r>
-                          <w:rPr>
-                            <w:b/>
-                            <w:caps/>
-                            <w:spacing w:val="20"/>
-                            <w:sz w:val="28"/>
-                            <w:szCs w:val="28"/>
-                          </w:rPr>
-                          <w:t xml:space="preserve">SECTION A - MCQ </w:t>
-                        </w:r>
-                      </w:p>
-                    </w:sdtContent>
-                  </w:sdt>
-                </w:txbxContent>
-              </v:textbox>
-              <w10:wrap anchorx="page" anchory="page"/>
-            </v:rect>
-          </w:pict>
-        </mc:Fallback>
-      </mc:AlternateContent>
+      <w:t>MCQ</w:t>
     </w:r>
   </w:p>
   <w:p>
@@ -15677,16 +15517,6 @@
       <w:rPr>
         <w:sz w:val="20"/>
       </w:rPr>
-    </w:pPr>
-  </w:p>
-</w:hdr>
-</file>
-
-<file path=word/header3.xml><?xml version="1.0" encoding="utf-8"?>
-<w:hdr xmlns:wpc="http://schemas.microsoft.com/office/word/2010/wordprocessingCanvas" xmlns:cx="http://schemas.microsoft.com/office/drawing/2014/chartex" xmlns:cx1="http://schemas.microsoft.com/office/drawing/2015/9/8/chartex" xmlns:cx2="http://schemas.microsoft.com/office/drawing/2015/10/21/chartex" xmlns:cx3="http://schemas.microsoft.com/office/drawing/2016/5/9/chartex" xmlns:cx4="http://schemas.microsoft.com/office/drawing/2016/5/10/chartex" xmlns:cx5="http://schemas.microsoft.com/office/drawing/2016/5/11/chartex" xmlns:cx6="http://schemas.microsoft.com/office/drawing/2016/5/12/chartex" xmlns:cx7="http://schemas.microsoft.com/office/drawing/2016/5/13/chartex" xmlns:cx8="http://schemas.microsoft.com/office/drawing/2016/5/14/chartex" xmlns:mc="http://schemas.openxmlformats.org/markup-compatibility/2006" xmlns:aink="http://schemas.microsoft.com/office/drawing/2016/ink" xmlns:am3d="http://schemas.microsoft.com/office/drawing/2017/model3d" xmlns:o="urn:schemas-microsoft-com:office:office" xmlns:oel="http://schemas.microsoft.com/office/2019/extlst" xmlns:r="http://schemas.openxmlformats.org/officeDocument/2006/relationships" xmlns:m="http://schemas.openxmlformats.org/officeDocument/2006/math" xmlns:v="urn:schemas-microsoft-com:vml" xmlns:wp14="http://schemas.microsoft.com/office/word/2010/wordprocessingDrawing" xmlns:wp="http://schemas.openxmlformats.org/drawingml/2006/wordprocessingDrawing" xmlns:w10="urn:schemas-microsoft-com:office:word" xmlns:w="http://schemas.openxmlformats.org/wordprocessingml/2006/main" xmlns:w14="http://schemas.microsoft.com/office/word/2010/wordml" xmlns:w15="http://schemas.microsoft.com/office/word/2012/wordml" xmlns:w16cex="http://schemas.microsoft.com/office/word/2018/wordml/cex" xmlns:w16cid="http://schemas.microsoft.com/office/word/2016/wordml/cid" xmlns:w16="http://schemas.microsoft.com/office/word/2018/wordml" xmlns:w16du="http://schemas.microsoft.com/office/word/2023/wordml/word16du" xmlns:w16sdtdh="http://schemas.microsoft.com/office/word/2020/wordml/sdtdatahash" xmlns:w16sdtfl="http://schemas.microsoft.com/office/word/2024/wordml/sdtformatlock" xmlns:w16se="http://schemas.microsoft.com/office/word/2015/wordml/symex" xmlns:wpg="http://schemas.microsoft.com/office/word/2010/wordprocessingGroup" xmlns:wpi="http://schemas.microsoft.com/office/word/2010/wordprocessingInk" xmlns:wne="http://schemas.microsoft.com/office/word/2006/wordml" xmlns:wps="http://schemas.microsoft.com/office/word/2010/wordprocessingShape" mc:Ignorable="w14 w15 w16se w16cid w16 w16cex w16sdtdh w16sdtfl w16du wp14">
-  <w:p>
-    <w:pPr>
-      <w:pStyle w:val="Header"/>
     </w:pPr>
   </w:p>
 </w:hdr>

--- a/admin/sample_ MCQ.docx
+++ b/admin/sample_ MCQ.docx
@@ -782,6 +782,8 @@
       <w:r>
         <w:rPr>
           <w:rFonts w:ascii="Menlo"/>
+          <w:b/>
+          <w:bCs/>
           <w:color w:val="000000" w:themeColor="text1"/>
           <w:sz w:val="14"/>
         </w:rPr>
@@ -791,6 +793,8 @@
       <w:r>
         <w:rPr>
           <w:rFonts w:ascii="Menlo"/>
+          <w:b/>
+          <w:bCs/>
           <w:color w:val="000000" w:themeColor="text1"/>
           <w:sz w:val="14"/>
         </w:rPr>
@@ -799,6 +803,8 @@
       <w:r>
         <w:rPr>
           <w:rFonts w:ascii="Menlo"/>
+          <w:b/>
+          <w:bCs/>
           <w:color w:val="000000" w:themeColor="text1"/>
           <w:spacing w:val="-4"/>
           <w:sz w:val="14"/>
@@ -808,6 +814,8 @@
       <w:r>
         <w:rPr>
           <w:rFonts w:ascii="Menlo"/>
+          <w:b/>
+          <w:bCs/>
           <w:color w:val="000000" w:themeColor="text1"/>
           <w:sz w:val="14"/>
         </w:rPr>
@@ -816,6 +824,8 @@
       <w:r>
         <w:rPr>
           <w:rFonts w:ascii="Menlo"/>
+          <w:b/>
+          <w:bCs/>
           <w:color w:val="000000" w:themeColor="text1"/>
           <w:spacing w:val="-4"/>
           <w:sz w:val="14"/>
@@ -825,6 +835,8 @@
       <w:r>
         <w:rPr>
           <w:rFonts w:ascii="Menlo"/>
+          <w:b/>
+          <w:bCs/>
           <w:color w:val="000000" w:themeColor="text1"/>
           <w:sz w:val="14"/>
         </w:rPr>
@@ -833,6 +845,8 @@
       <w:r>
         <w:rPr>
           <w:rFonts w:ascii="Menlo"/>
+          <w:b/>
+          <w:bCs/>
           <w:color w:val="000000" w:themeColor="text1"/>
           <w:spacing w:val="-4"/>
           <w:sz w:val="14"/>
@@ -842,6 +856,8 @@
       <w:r>
         <w:rPr>
           <w:rFonts w:ascii="Menlo"/>
+          <w:b/>
+          <w:bCs/>
           <w:color w:val="000000" w:themeColor="text1"/>
           <w:sz w:val="14"/>
         </w:rPr>
@@ -850,6 +866,8 @@
       <w:r>
         <w:rPr>
           <w:rFonts w:ascii="Menlo"/>
+          <w:b/>
+          <w:bCs/>
           <w:color w:val="000000" w:themeColor="text1"/>
           <w:spacing w:val="-4"/>
           <w:sz w:val="14"/>
@@ -859,6 +877,8 @@
       <w:r>
         <w:rPr>
           <w:rFonts w:ascii="Menlo"/>
+          <w:b/>
+          <w:bCs/>
           <w:color w:val="000000" w:themeColor="text1"/>
           <w:sz w:val="14"/>
         </w:rPr>
@@ -867,6 +887,8 @@
       <w:r>
         <w:rPr>
           <w:rFonts w:ascii="Menlo"/>
+          <w:b/>
+          <w:bCs/>
           <w:color w:val="000000" w:themeColor="text1"/>
           <w:spacing w:val="-4"/>
           <w:sz w:val="14"/>
@@ -876,6 +898,8 @@
       <w:r>
         <w:rPr>
           <w:rFonts w:ascii="Menlo"/>
+          <w:b/>
+          <w:bCs/>
           <w:color w:val="000000" w:themeColor="text1"/>
           <w:sz w:val="14"/>
         </w:rPr>
@@ -884,6 +908,8 @@
       <w:r>
         <w:rPr>
           <w:rFonts w:ascii="Menlo"/>
+          <w:b/>
+          <w:bCs/>
           <w:color w:val="000000" w:themeColor="text1"/>
           <w:spacing w:val="-4"/>
           <w:sz w:val="14"/>
@@ -893,6 +919,8 @@
       <w:r>
         <w:rPr>
           <w:rFonts w:ascii="Menlo"/>
+          <w:b/>
+          <w:bCs/>
           <w:color w:val="000000" w:themeColor="text1"/>
           <w:sz w:val="14"/>
         </w:rPr>
@@ -902,6 +930,8 @@
       <w:r>
         <w:rPr>
           <w:rFonts w:ascii="Menlo"/>
+          <w:b/>
+          <w:bCs/>
           <w:color w:val="000000" w:themeColor="text1"/>
           <w:sz w:val="14"/>
         </w:rPr>
@@ -2386,7 +2416,9 @@
       <w:r>
         <w:rPr>
           <w:rFonts w:ascii="Menlo"/>
-          <w:color w:val="DA1A73"/>
+          <w:b/>
+          <w:bCs/>
+          <w:color w:val="000000" w:themeColor="text1"/>
           <w:sz w:val="14"/>
         </w:rPr>
         <w:t>balance</w:t>
@@ -2394,7 +2426,9 @@
       <w:r>
         <w:rPr>
           <w:rFonts w:ascii="Menlo"/>
-          <w:color w:val="DA1A73"/>
+          <w:b/>
+          <w:bCs/>
+          <w:color w:val="000000" w:themeColor="text1"/>
           <w:spacing w:val="-22"/>
           <w:sz w:val="14"/>
         </w:rPr>
@@ -2403,7 +2437,9 @@
       <w:r>
         <w:rPr>
           <w:rFonts w:ascii="Menlo"/>
-          <w:color w:val="DA1A73"/>
+          <w:b/>
+          <w:bCs/>
+          <w:color w:val="000000" w:themeColor="text1"/>
           <w:sz w:val="14"/>
         </w:rPr>
         <w:t>=</w:t>
@@ -2411,7 +2447,9 @@
       <w:r>
         <w:rPr>
           <w:rFonts w:ascii="Menlo"/>
-          <w:color w:val="DA1A73"/>
+          <w:b/>
+          <w:bCs/>
+          <w:color w:val="000000" w:themeColor="text1"/>
           <w:spacing w:val="-18"/>
           <w:sz w:val="14"/>
         </w:rPr>
@@ -2420,7 +2458,9 @@
       <w:r>
         <w:rPr>
           <w:rFonts w:ascii="Menlo"/>
-          <w:color w:val="DA1A73"/>
+          <w:b/>
+          <w:bCs/>
+          <w:color w:val="000000" w:themeColor="text1"/>
           <w:sz w:val="14"/>
         </w:rPr>
         <w:t>balance</w:t>
@@ -2428,7 +2468,9 @@
       <w:r>
         <w:rPr>
           <w:rFonts w:ascii="Menlo"/>
-          <w:color w:val="DA1A73"/>
+          <w:b/>
+          <w:bCs/>
+          <w:color w:val="000000" w:themeColor="text1"/>
           <w:spacing w:val="-13"/>
           <w:sz w:val="14"/>
         </w:rPr>
@@ -2437,7 +2479,9 @@
       <w:r>
         <w:rPr>
           <w:rFonts w:ascii="Menlo"/>
-          <w:color w:val="DA1A73"/>
+          <w:b/>
+          <w:bCs/>
+          <w:color w:val="000000" w:themeColor="text1"/>
           <w:sz w:val="14"/>
         </w:rPr>
         <w:t>+</w:t>
@@ -2445,7 +2489,9 @@
       <w:r>
         <w:rPr>
           <w:rFonts w:ascii="Menlo"/>
-          <w:color w:val="DA1A73"/>
+          <w:b/>
+          <w:bCs/>
+          <w:color w:val="000000" w:themeColor="text1"/>
           <w:spacing w:val="-14"/>
           <w:sz w:val="14"/>
         </w:rPr>
@@ -2454,7 +2500,9 @@
       <w:r>
         <w:rPr>
           <w:rFonts w:ascii="Menlo"/>
-          <w:color w:val="DA1A73"/>
+          <w:b/>
+          <w:bCs/>
+          <w:color w:val="000000" w:themeColor="text1"/>
           <w:sz w:val="14"/>
         </w:rPr>
         <w:t>amount;</w:t>
@@ -2462,7 +2510,7 @@
       <w:r>
         <w:rPr>
           <w:rFonts w:ascii="Menlo"/>
-          <w:color w:val="DA1A73"/>
+          <w:color w:val="000000" w:themeColor="text1"/>
           <w:spacing w:val="-42"/>
           <w:sz w:val="14"/>
         </w:rPr>
